--- a/zht/docx/48.content.docx
+++ b/zht/docx/48.content.docx
@@ -19,7 +19,7 @@
         <w:rPr>
           <w:lang w:val="zh_TW" w:bidi="zh_TW"/>
         </w:rPr>
-        <w:t>Resource: 研讀筆記 - 書籍簡介 (Tyndale)</w:t>
+        <w:t>Resource: Tyndale Open Study Notes</w:t>
       </w:r>
       <w:r>
         <w:rPr>
@@ -112,7 +112,7 @@
         <w:rPr>
           <w:lang w:val="zh_TW" w:bidi="zh_TW"/>
         </w:rPr>
-        <w:t>研讀筆記 - 書籍簡介 (Tyndale)</w:t>
+        <w:t>Tyndale Open Study Notes</w:t>
       </w:r>
     </w:p>
     <w:p>

--- a/zht/docx/48.content.docx
+++ b/zht/docx/48.content.docx
@@ -19,7 +19,7 @@
         <w:rPr>
           <w:lang w:val="zh_TW" w:bidi="zh_TW"/>
         </w:rPr>
-        <w:t>Resource: Tyndale Open Study Notes</w:t>
+        <w:t>Resource: Aquifer Open Study Notes (Book Intros)</w:t>
       </w:r>
       <w:r>
         <w:rPr>
@@ -112,7 +112,7 @@
         <w:rPr>
           <w:lang w:val="zh_TW" w:bidi="zh_TW"/>
         </w:rPr>
-        <w:t>Tyndale Open Study Notes</w:t>
+        <w:t>Aquifer Open Study Notes (Book Intros)</w:t>
       </w:r>
     </w:p>
     <w:p>

--- a/zht/docx/48.content.docx
+++ b/zht/docx/48.content.docx
@@ -258,18 +258,12 @@
         </w:rPr>
         <w:t>保羅和巴拿巴從敘利亞的安提阿出發，開始第一次旅行佈道，他們穿越地中海的東北角，經過塞浦路斯，越過旁非利亞的托魯斯（Taurus）山脈，進入羅馬加拉太省南部。到達之後，保羅和巴拿巴在彼西底的安提阿、以哥念、路司得和特庇建立了教會（</w:t>
       </w:r>
-      <w:hyperlink r:id="rId13">
-        <w:r>
-          <w:rPr>
-            <w:lang w:val="zh_TW" w:bidi="zh_TW"/>
-          </w:rPr>
-          <w:rPr>
-            <w:color w:val="0000EE"/>
-            <w:u w:val="single"/>
-          </w:rPr>
-          <w:t>徒13:13–14:28</w:t>
-        </w:r>
-      </w:hyperlink>
+      <w:r>
+        <w:rPr>
+          <w:lang w:val="zh_TW" w:bidi="zh_TW"/>
+        </w:rPr>
+        <w:t>徒13:13–14:28</w:t>
+      </w:r>
       <w:r>
         <w:rPr>
           <w:lang w:val="zh_TW" w:bidi="zh_TW"/>
@@ -288,18 +282,12 @@
         </w:rPr>
         <w:t>」（</w:t>
       </w:r>
-      <w:hyperlink r:id="rId14">
-        <w:r>
-          <w:rPr>
-            <w:lang w:val="zh_TW" w:bidi="zh_TW"/>
-          </w:rPr>
-          <w:rPr>
-            <w:color w:val="0000EE"/>
-            <w:u w:val="single"/>
-          </w:rPr>
-          <w:t>徒14:27</w:t>
-        </w:r>
-      </w:hyperlink>
+      <w:r>
+        <w:rPr>
+          <w:lang w:val="zh_TW" w:bidi="zh_TW"/>
+        </w:rPr>
+        <w:t>徒14:27</w:t>
+      </w:r>
       <w:r>
         <w:rPr>
           <w:lang w:val="zh_TW" w:bidi="zh_TW"/>
@@ -320,18 +308,12 @@
         </w:rPr>
         <w:t>從保羅在加拉太的事工結果，以及彼得在凱撒利亞與哥尼流及其家人的經歷（見</w:t>
       </w:r>
-      <w:hyperlink r:id="rId15">
-        <w:r>
-          <w:rPr>
-            <w:lang w:val="zh_TW" w:bidi="zh_TW"/>
-          </w:rPr>
-          <w:rPr>
-            <w:color w:val="0000EE"/>
-            <w:u w:val="single"/>
-          </w:rPr>
-          <w:t>徒10:1–48</w:t>
-        </w:r>
-      </w:hyperlink>
+      <w:r>
+        <w:rPr>
+          <w:lang w:val="zh_TW" w:bidi="zh_TW"/>
+        </w:rPr>
+        <w:t>徒10:1–48</w:t>
+      </w:r>
       <w:r>
         <w:rPr>
           <w:lang w:val="zh_TW" w:bidi="zh_TW"/>
@@ -352,36 +334,24 @@
         </w:rPr>
         <w:t>即便如此，在耶路撒冷會議（公元49或50年；</w:t>
       </w:r>
-      <w:hyperlink r:id="rId16">
-        <w:r>
-          <w:rPr>
-            <w:lang w:val="zh_TW" w:bidi="zh_TW"/>
-          </w:rPr>
-          <w:rPr>
-            <w:color w:val="0000EE"/>
-            <w:u w:val="single"/>
-          </w:rPr>
-          <w:t>徒15:1–41</w:t>
-        </w:r>
-      </w:hyperlink>
+      <w:r>
+        <w:rPr>
+          <w:lang w:val="zh_TW" w:bidi="zh_TW"/>
+        </w:rPr>
+        <w:t>徒15:1–41</w:t>
+      </w:r>
       <w:r>
         <w:rPr>
           <w:lang w:val="zh_TW" w:bidi="zh_TW"/>
         </w:rPr>
         <w:t>）之前，猶太人和外邦人在教會的關係出現爭議，而且愈演愈烈。彼得在凱撒利亞的外邦人中進行了具開創意義的工作，當他返回耶路撒冷時，立即受到猶太同胞批評和施壓，因為他與未受割禮的外邦人一起吃飯。他在回答中描述了聖靈的工作，暫時平息了批評（</w:t>
       </w:r>
-      <w:hyperlink r:id="rId17">
-        <w:r>
-          <w:rPr>
-            <w:lang w:val="zh_TW" w:bidi="zh_TW"/>
-          </w:rPr>
-          <w:rPr>
-            <w:color w:val="0000EE"/>
-            <w:u w:val="single"/>
-          </w:rPr>
-          <w:t>徒11:1–18</w:t>
-        </w:r>
-      </w:hyperlink>
+      <w:r>
+        <w:rPr>
+          <w:lang w:val="zh_TW" w:bidi="zh_TW"/>
+        </w:rPr>
+        <w:t>徒11:1–18</w:t>
+      </w:r>
       <w:r>
         <w:rPr>
           <w:lang w:val="zh_TW" w:bidi="zh_TW"/>
@@ -427,90 +397,60 @@
         </w:rPr>
         <w:t>在簡要介紹自己並問候收信人（</w:t>
       </w:r>
-      <w:hyperlink r:id="rId18">
-        <w:r>
-          <w:rPr>
-            <w:lang w:val="zh_TW" w:bidi="zh_TW"/>
-          </w:rPr>
-          <w:rPr>
-            <w:color w:val="0000EE"/>
-            <w:u w:val="single"/>
-          </w:rPr>
-          <w:t>加1:1–5</w:t>
-        </w:r>
-      </w:hyperlink>
+      <w:r>
+        <w:rPr>
+          <w:lang w:val="zh_TW" w:bidi="zh_TW"/>
+        </w:rPr>
+        <w:t>加1:1–5</w:t>
+      </w:r>
       <w:r>
         <w:rPr>
           <w:lang w:val="zh_TW" w:bidi="zh_TW"/>
         </w:rPr>
         <w:t>）之後，保羅直接進入他的論點：他所傳的福音是唯一的福音（</w:t>
       </w:r>
-      <w:hyperlink r:id="rId19">
-        <w:r>
-          <w:rPr>
-            <w:lang w:val="zh_TW" w:bidi="zh_TW"/>
-          </w:rPr>
-          <w:rPr>
-            <w:color w:val="0000EE"/>
-            <w:u w:val="single"/>
-          </w:rPr>
-          <w:t>1:6–7</w:t>
-        </w:r>
-      </w:hyperlink>
+      <w:r>
+        <w:rPr>
+          <w:lang w:val="zh_TW" w:bidi="zh_TW"/>
+        </w:rPr>
+        <w:t>1:6–7</w:t>
+      </w:r>
       <w:r>
         <w:rPr>
           <w:lang w:val="zh_TW" w:bidi="zh_TW"/>
         </w:rPr>
         <w:t>），他是基督真正的使徒（</w:t>
       </w:r>
-      <w:hyperlink r:id="rId20">
-        <w:r>
-          <w:rPr>
-            <w:lang w:val="zh_TW" w:bidi="zh_TW"/>
-          </w:rPr>
-          <w:rPr>
-            <w:color w:val="0000EE"/>
-            <w:u w:val="single"/>
-          </w:rPr>
-          <w:t>1:1</w:t>
-        </w:r>
-      </w:hyperlink>
+      <w:r>
+        <w:rPr>
+          <w:lang w:val="zh_TW" w:bidi="zh_TW"/>
+        </w:rPr>
+        <w:t>1:1</w:t>
+      </w:r>
       <w:r>
         <w:rPr>
           <w:lang w:val="zh_TW" w:bidi="zh_TW"/>
         </w:rPr>
         <w:t>、</w:t>
       </w:r>
-      <w:hyperlink r:id="rId21">
-        <w:r>
-          <w:rPr>
-            <w:lang w:val="zh_TW" w:bidi="zh_TW"/>
-          </w:rPr>
-          <w:rPr>
-            <w:color w:val="0000EE"/>
-            <w:u w:val="single"/>
-          </w:rPr>
-          <w:t>10</w:t>
-        </w:r>
-      </w:hyperlink>
+      <w:r>
+        <w:rPr>
+          <w:lang w:val="zh_TW" w:bidi="zh_TW"/>
+        </w:rPr>
+        <w:t>10</w:t>
+      </w:r>
       <w:r>
         <w:rPr>
           <w:lang w:val="zh_TW" w:bidi="zh_TW"/>
         </w:rPr>
         <w:t>），而他的對手將因他們的虛假信息，而遭受神的審判（</w:t>
       </w:r>
-      <w:hyperlink r:id="rId22">
-        <w:r>
-          <w:rPr>
-            <w:lang w:val="zh_TW" w:bidi="zh_TW"/>
-          </w:rPr>
-          <w:rPr>
-            <w:color w:val="0000EE"/>
-            <w:u w:val="single"/>
-          </w:rPr>
-          <w:t>1:8–9</w:t>
-        </w:r>
-      </w:hyperlink>
+      <w:r>
+        <w:rPr>
+          <w:lang w:val="zh_TW" w:bidi="zh_TW"/>
+        </w:rPr>
+        <w:t>1:8–9</w:t>
+      </w:r>
       <w:r>
         <w:rPr>
           <w:lang w:val="zh_TW" w:bidi="zh_TW"/>
@@ -531,126 +471,84 @@
         </w:rPr>
         <w:t>保羅首先證明他是基督真正的使徒，傳講真正的福音（</w:t>
       </w:r>
-      <w:hyperlink r:id="rId23">
-        <w:r>
-          <w:rPr>
-            <w:lang w:val="zh_TW" w:bidi="zh_TW"/>
-          </w:rPr>
-          <w:rPr>
-            <w:color w:val="0000EE"/>
-            <w:u w:val="single"/>
-          </w:rPr>
-          <w:t>1:11–2:21</w:t>
-        </w:r>
-      </w:hyperlink>
+      <w:r>
+        <w:rPr>
+          <w:lang w:val="zh_TW" w:bidi="zh_TW"/>
+        </w:rPr>
+        <w:t>1:11–2:21</w:t>
+      </w:r>
       <w:r>
         <w:rPr>
           <w:lang w:val="zh_TW" w:bidi="zh_TW"/>
         </w:rPr>
         <w:t>）。為此，保羅提醒加拉太人他過去是怎樣的人（</w:t>
       </w:r>
-      <w:hyperlink r:id="rId24">
-        <w:r>
-          <w:rPr>
-            <w:lang w:val="zh_TW" w:bidi="zh_TW"/>
-          </w:rPr>
-          <w:rPr>
-            <w:color w:val="0000EE"/>
-            <w:u w:val="single"/>
-          </w:rPr>
-          <w:t>1:13–14</w:t>
-        </w:r>
-      </w:hyperlink>
+      <w:r>
+        <w:rPr>
+          <w:lang w:val="zh_TW" w:bidi="zh_TW"/>
+        </w:rPr>
+        <w:t>1:13–14</w:t>
+      </w:r>
       <w:r>
         <w:rPr>
           <w:lang w:val="zh_TW" w:bidi="zh_TW"/>
         </w:rPr>
         <w:t>），並敘述他的歸信經歷和神的呼召（</w:t>
       </w:r>
-      <w:hyperlink r:id="rId25">
-        <w:r>
-          <w:rPr>
-            <w:lang w:val="zh_TW" w:bidi="zh_TW"/>
-          </w:rPr>
-          <w:rPr>
-            <w:color w:val="0000EE"/>
-            <w:u w:val="single"/>
-          </w:rPr>
-          <w:t>1:15–16上</w:t>
-        </w:r>
-      </w:hyperlink>
+      <w:r>
+        <w:rPr>
+          <w:lang w:val="zh_TW" w:bidi="zh_TW"/>
+        </w:rPr>
+        <w:t>1:15–16上</w:t>
+      </w:r>
       <w:r>
         <w:rPr>
           <w:lang w:val="zh_TW" w:bidi="zh_TW"/>
         </w:rPr>
         <w:t>）。保羅接受的福音是來自基督的直接啟示（</w:t>
       </w:r>
-      <w:hyperlink r:id="rId26">
-        <w:r>
-          <w:rPr>
-            <w:lang w:val="zh_TW" w:bidi="zh_TW"/>
-          </w:rPr>
-          <w:rPr>
-            <w:color w:val="0000EE"/>
-            <w:u w:val="single"/>
-          </w:rPr>
-          <w:t>1:11–12</w:t>
-        </w:r>
-      </w:hyperlink>
+      <w:r>
+        <w:rPr>
+          <w:lang w:val="zh_TW" w:bidi="zh_TW"/>
+        </w:rPr>
+        <w:t>1:11–12</w:t>
+      </w:r>
       <w:r>
         <w:rPr>
           <w:lang w:val="zh_TW" w:bidi="zh_TW"/>
         </w:rPr>
         <w:t>），而不是來自耶路撒冷其他使徒（</w:t>
       </w:r>
-      <w:hyperlink r:id="rId27">
-        <w:r>
-          <w:rPr>
-            <w:lang w:val="zh_TW" w:bidi="zh_TW"/>
-          </w:rPr>
-          <w:rPr>
-            <w:color w:val="0000EE"/>
-            <w:u w:val="single"/>
-          </w:rPr>
-          <w:t>1:16–24</w:t>
-        </w:r>
-      </w:hyperlink>
+      <w:r>
+        <w:rPr>
+          <w:lang w:val="zh_TW" w:bidi="zh_TW"/>
+        </w:rPr>
+        <w:t>1:16–24</w:t>
+      </w:r>
       <w:r>
         <w:rPr>
           <w:lang w:val="zh_TW" w:bidi="zh_TW"/>
         </w:rPr>
         <w:t>）。然而，其他使徒認可保羅的使徒身份和他的信息（</w:t>
       </w:r>
-      <w:hyperlink r:id="rId28">
-        <w:r>
-          <w:rPr>
-            <w:lang w:val="zh_TW" w:bidi="zh_TW"/>
-          </w:rPr>
-          <w:rPr>
-            <w:color w:val="0000EE"/>
-            <w:u w:val="single"/>
-          </w:rPr>
-          <w:t>2:1–10</w:t>
-        </w:r>
-      </w:hyperlink>
+      <w:r>
+        <w:rPr>
+          <w:lang w:val="zh_TW" w:bidi="zh_TW"/>
+        </w:rPr>
+        <w:t>2:1–10</w:t>
+      </w:r>
       <w:r>
         <w:rPr>
           <w:lang w:val="zh_TW" w:bidi="zh_TW"/>
         </w:rPr>
         <w:t>），沒有任何補充或修改。此外，在彼得和其他人違背自己的原則而在福音上讓步時，保羅展示他的真誠（</w:t>
       </w:r>
-      <w:hyperlink r:id="rId29">
-        <w:r>
-          <w:rPr>
-            <w:lang w:val="zh_TW" w:bidi="zh_TW"/>
-          </w:rPr>
-          <w:rPr>
-            <w:color w:val="0000EE"/>
-            <w:u w:val="single"/>
-          </w:rPr>
-          <w:t>2:11–21</w:t>
-        </w:r>
-      </w:hyperlink>
+      <w:r>
+        <w:rPr>
+          <w:lang w:val="zh_TW" w:bidi="zh_TW"/>
+        </w:rPr>
+        <w:t>2:11–21</w:t>
+      </w:r>
       <w:r>
         <w:rPr>
           <w:lang w:val="zh_TW" w:bidi="zh_TW"/>
@@ -671,108 +569,72 @@
         </w:rPr>
         <w:t>保羅接著論證，他所傳的福音是符合聖經且真實的（</w:t>
       </w:r>
-      <w:hyperlink r:id="rId30">
-        <w:r>
-          <w:rPr>
-            <w:lang w:val="zh_TW" w:bidi="zh_TW"/>
-          </w:rPr>
-          <w:rPr>
-            <w:color w:val="0000EE"/>
-            <w:u w:val="single"/>
-          </w:rPr>
-          <w:t>3:1–5:12</w:t>
-        </w:r>
-      </w:hyperlink>
+      <w:r>
+        <w:rPr>
+          <w:lang w:val="zh_TW" w:bidi="zh_TW"/>
+        </w:rPr>
+        <w:t>3:1–5:12</w:t>
+      </w:r>
       <w:r>
         <w:rPr>
           <w:lang w:val="zh_TW" w:bidi="zh_TW"/>
         </w:rPr>
         <w:t>）。加拉太信徒因信心而經歷了聖靈（</w:t>
       </w:r>
-      <w:hyperlink r:id="rId31">
-        <w:r>
-          <w:rPr>
-            <w:lang w:val="zh_TW" w:bidi="zh_TW"/>
-          </w:rPr>
-          <w:rPr>
-            <w:color w:val="0000EE"/>
-            <w:u w:val="single"/>
-          </w:rPr>
-          <w:t>3:1–5</w:t>
-        </w:r>
-      </w:hyperlink>
+      <w:r>
+        <w:rPr>
+          <w:lang w:val="zh_TW" w:bidi="zh_TW"/>
+        </w:rPr>
+        <w:t>3:1–5</w:t>
+      </w:r>
       <w:r>
         <w:rPr>
           <w:lang w:val="zh_TW" w:bidi="zh_TW"/>
         </w:rPr>
         <w:t>），因此，就像所有信基督的人一樣，他們將同樣經歷亞伯拉罕領受的祝福（</w:t>
       </w:r>
-      <w:hyperlink r:id="rId32">
-        <w:r>
-          <w:rPr>
-            <w:lang w:val="zh_TW" w:bidi="zh_TW"/>
-          </w:rPr>
-          <w:rPr>
-            <w:color w:val="0000EE"/>
-            <w:u w:val="single"/>
-          </w:rPr>
-          <w:t>3:6–9</w:t>
-        </w:r>
-      </w:hyperlink>
+      <w:r>
+        <w:rPr>
+          <w:lang w:val="zh_TW" w:bidi="zh_TW"/>
+        </w:rPr>
+        <w:t>3:6–9</w:t>
+      </w:r>
       <w:r>
         <w:rPr>
           <w:lang w:val="zh_TW" w:bidi="zh_TW"/>
         </w:rPr>
         <w:t>）。相反，試圖藉著守律法而成為義人，只會帶來詛咒（</w:t>
       </w:r>
-      <w:hyperlink r:id="rId33">
-        <w:r>
-          <w:rPr>
-            <w:lang w:val="zh_TW" w:bidi="zh_TW"/>
-          </w:rPr>
-          <w:rPr>
-            <w:color w:val="0000EE"/>
-            <w:u w:val="single"/>
-          </w:rPr>
-          <w:t>3:10–12</w:t>
-        </w:r>
-      </w:hyperlink>
+      <w:r>
+        <w:rPr>
+          <w:lang w:val="zh_TW" w:bidi="zh_TW"/>
+        </w:rPr>
+        <w:t>3:10–12</w:t>
+      </w:r>
       <w:r>
         <w:rPr>
           <w:lang w:val="zh_TW" w:bidi="zh_TW"/>
         </w:rPr>
         <w:t>）。基督救我們脫離了那詛咒，並使神的祝福向所有信祂的人敞開（</w:t>
       </w:r>
-      <w:hyperlink r:id="rId34">
-        <w:r>
-          <w:rPr>
-            <w:lang w:val="zh_TW" w:bidi="zh_TW"/>
-          </w:rPr>
-          <w:rPr>
-            <w:color w:val="0000EE"/>
-            <w:u w:val="single"/>
-          </w:rPr>
-          <w:t>3:13–14</w:t>
-        </w:r>
-      </w:hyperlink>
+      <w:r>
+        <w:rPr>
+          <w:lang w:val="zh_TW" w:bidi="zh_TW"/>
+        </w:rPr>
+        <w:t>3:13–14</w:t>
+      </w:r>
       <w:r>
         <w:rPr>
           <w:lang w:val="zh_TW" w:bidi="zh_TW"/>
         </w:rPr>
         <w:t>）。神對亞伯拉罕的應許表明，這應許是基於信心而非律法（</w:t>
       </w:r>
-      <w:hyperlink r:id="rId35">
-        <w:r>
-          <w:rPr>
-            <w:lang w:val="zh_TW" w:bidi="zh_TW"/>
-          </w:rPr>
-          <w:rPr>
-            <w:color w:val="0000EE"/>
-            <w:u w:val="single"/>
-          </w:rPr>
-          <w:t>3:15–18</w:t>
-        </w:r>
-      </w:hyperlink>
+      <w:r>
+        <w:rPr>
+          <w:lang w:val="zh_TW" w:bidi="zh_TW"/>
+        </w:rPr>
+        <w:t>3:15–18</w:t>
+      </w:r>
       <w:r>
         <w:rPr>
           <w:lang w:val="zh_TW" w:bidi="zh_TW"/>
@@ -793,162 +655,108 @@
         </w:rPr>
         <w:t>律法的目的，不是讓人成為公義或承受神應許的人。相反，它使人意識到罪，並指向基督和對祂的信心（</w:t>
       </w:r>
-      <w:hyperlink r:id="rId36">
-        <w:r>
-          <w:rPr>
-            <w:lang w:val="zh_TW" w:bidi="zh_TW"/>
-          </w:rPr>
-          <w:rPr>
-            <w:color w:val="0000EE"/>
-            <w:u w:val="single"/>
-          </w:rPr>
-          <w:t>3:19–22</w:t>
-        </w:r>
-      </w:hyperlink>
+      <w:r>
+        <w:rPr>
+          <w:lang w:val="zh_TW" w:bidi="zh_TW"/>
+        </w:rPr>
+        <w:t>3:19–22</w:t>
+      </w:r>
       <w:r>
         <w:rPr>
           <w:lang w:val="zh_TW" w:bidi="zh_TW"/>
         </w:rPr>
         <w:t>）。既然基督已經來臨，那些信祂的人就是神的兒女和承受祂應許的人（</w:t>
       </w:r>
-      <w:hyperlink r:id="rId37">
-        <w:r>
-          <w:rPr>
-            <w:lang w:val="zh_TW" w:bidi="zh_TW"/>
-          </w:rPr>
-          <w:rPr>
-            <w:color w:val="0000EE"/>
-            <w:u w:val="single"/>
-          </w:rPr>
-          <w:t>3:23–4:7</w:t>
-        </w:r>
-      </w:hyperlink>
+      <w:r>
+        <w:rPr>
+          <w:lang w:val="zh_TW" w:bidi="zh_TW"/>
+        </w:rPr>
+        <w:t>3:23–4:7</w:t>
+      </w:r>
       <w:r>
         <w:rPr>
           <w:lang w:val="zh_TW" w:bidi="zh_TW"/>
         </w:rPr>
         <w:t>）。有鑑於此，加拉太書指出信靠法律是可怕的後退，使人歸回奴僕的狀態（</w:t>
       </w:r>
-      <w:hyperlink r:id="rId38">
-        <w:r>
-          <w:rPr>
-            <w:lang w:val="zh_TW" w:bidi="zh_TW"/>
-          </w:rPr>
-          <w:rPr>
-            <w:color w:val="0000EE"/>
-            <w:u w:val="single"/>
-          </w:rPr>
-          <w:t>4:8–11</w:t>
-        </w:r>
-      </w:hyperlink>
+      <w:r>
+        <w:rPr>
+          <w:lang w:val="zh_TW" w:bidi="zh_TW"/>
+        </w:rPr>
+        <w:t>4:8–11</w:t>
+      </w:r>
       <w:r>
         <w:rPr>
           <w:lang w:val="zh_TW" w:bidi="zh_TW"/>
         </w:rPr>
         <w:t>），因此保羅親自呼籲他們要重新思考（</w:t>
       </w:r>
-      <w:hyperlink r:id="rId39">
-        <w:r>
-          <w:rPr>
-            <w:lang w:val="zh_TW" w:bidi="zh_TW"/>
-          </w:rPr>
-          <w:rPr>
-            <w:color w:val="0000EE"/>
-            <w:u w:val="single"/>
-          </w:rPr>
-          <w:t>4:12–20</w:t>
-        </w:r>
-      </w:hyperlink>
+      <w:r>
+        <w:rPr>
+          <w:lang w:val="zh_TW" w:bidi="zh_TW"/>
+        </w:rPr>
+        <w:t>4:12–20</w:t>
+      </w:r>
       <w:r>
         <w:rPr>
           <w:lang w:val="zh_TW" w:bidi="zh_TW"/>
         </w:rPr>
         <w:t>）。他類比夏甲和撒拉、舊約和新約，表明基督帶來自由，而不是奴役（</w:t>
       </w:r>
-      <w:hyperlink r:id="rId40">
-        <w:r>
-          <w:rPr>
-            <w:lang w:val="zh_TW" w:bidi="zh_TW"/>
-          </w:rPr>
-          <w:rPr>
-            <w:color w:val="0000EE"/>
-            <w:u w:val="single"/>
-          </w:rPr>
-          <w:t>4:21–31</w:t>
-        </w:r>
-      </w:hyperlink>
+      <w:r>
+        <w:rPr>
+          <w:lang w:val="zh_TW" w:bidi="zh_TW"/>
+        </w:rPr>
+        <w:t>4:21–31</w:t>
+      </w:r>
       <w:r>
         <w:rPr>
           <w:lang w:val="zh_TW" w:bidi="zh_TW"/>
         </w:rPr>
         <w:t>）。神的子民必須活在自由中（</w:t>
       </w:r>
-      <w:hyperlink r:id="rId41">
-        <w:r>
-          <w:rPr>
-            <w:lang w:val="zh_TW" w:bidi="zh_TW"/>
-          </w:rPr>
-          <w:rPr>
-            <w:color w:val="0000EE"/>
-            <w:u w:val="single"/>
-          </w:rPr>
-          <w:t>5:1</w:t>
-        </w:r>
-      </w:hyperlink>
+      <w:r>
+        <w:rPr>
+          <w:lang w:val="zh_TW" w:bidi="zh_TW"/>
+        </w:rPr>
+        <w:t>5:1</w:t>
+      </w:r>
       <w:r>
         <w:rPr>
           <w:lang w:val="zh_TW" w:bidi="zh_TW"/>
         </w:rPr>
         <w:t>），拒絕單靠順服律法來獲得救恩（</w:t>
       </w:r>
-      <w:hyperlink r:id="rId42">
-        <w:r>
-          <w:rPr>
-            <w:lang w:val="zh_TW" w:bidi="zh_TW"/>
-          </w:rPr>
-          <w:rPr>
-            <w:color w:val="0000EE"/>
-            <w:u w:val="single"/>
-          </w:rPr>
-          <w:t>5:2–4</w:t>
-        </w:r>
-      </w:hyperlink>
+      <w:r>
+        <w:rPr>
+          <w:lang w:val="zh_TW" w:bidi="zh_TW"/>
+        </w:rPr>
+        <w:t>5:2–4</w:t>
+      </w:r>
       <w:r>
         <w:rPr>
           <w:lang w:val="zh_TW" w:bidi="zh_TW"/>
         </w:rPr>
         <w:t>），並且要憑著信心而活（</w:t>
       </w:r>
-      <w:hyperlink r:id="rId43">
-        <w:r>
-          <w:rPr>
-            <w:lang w:val="zh_TW" w:bidi="zh_TW"/>
-          </w:rPr>
-          <w:rPr>
-            <w:color w:val="0000EE"/>
-            <w:u w:val="single"/>
-          </w:rPr>
-          <w:t>5:5–6</w:t>
-        </w:r>
-      </w:hyperlink>
+      <w:r>
+        <w:rPr>
+          <w:lang w:val="zh_TW" w:bidi="zh_TW"/>
+        </w:rPr>
+        <w:t>5:5–6</w:t>
+      </w:r>
       <w:r>
         <w:rPr>
           <w:lang w:val="zh_TW" w:bidi="zh_TW"/>
         </w:rPr>
         <w:t>），因為藉著律法而獲得救恩的信息，不是來自神的（</w:t>
       </w:r>
-      <w:hyperlink r:id="rId44">
-        <w:r>
-          <w:rPr>
-            <w:lang w:val="zh_TW" w:bidi="zh_TW"/>
-          </w:rPr>
-          <w:rPr>
-            <w:color w:val="0000EE"/>
-            <w:u w:val="single"/>
-          </w:rPr>
-          <w:t>5:7–12</w:t>
-        </w:r>
-      </w:hyperlink>
+      <w:r>
+        <w:rPr>
+          <w:lang w:val="zh_TW" w:bidi="zh_TW"/>
+        </w:rPr>
+        <w:t>5:7–12</w:t>
+      </w:r>
       <w:r>
         <w:rPr>
           <w:lang w:val="zh_TW" w:bidi="zh_TW"/>
@@ -969,108 +777,72 @@
         </w:rPr>
         <w:t>最後，保羅讓加拉太人明白，基督徒的自由並不是犯罪的藉口，如某些人可能聲稱那樣。相反，這份自由是勝過罪惡、活在基督的愛中，以及經歷聖靈大能的唯一途徑（</w:t>
       </w:r>
-      <w:hyperlink r:id="rId45">
-        <w:r>
-          <w:rPr>
-            <w:lang w:val="zh_TW" w:bidi="zh_TW"/>
-          </w:rPr>
-          <w:rPr>
-            <w:color w:val="0000EE"/>
-            <w:u w:val="single"/>
-          </w:rPr>
-          <w:t>5:13–6:10</w:t>
-        </w:r>
-      </w:hyperlink>
+      <w:r>
+        <w:rPr>
+          <w:lang w:val="zh_TW" w:bidi="zh_TW"/>
+        </w:rPr>
+        <w:t>5:13–6:10</w:t>
+      </w:r>
       <w:r>
         <w:rPr>
           <w:lang w:val="zh_TW" w:bidi="zh_TW"/>
         </w:rPr>
         <w:t>）。自由提供的，是去愛而不是犯罪的機會（</w:t>
       </w:r>
-      <w:hyperlink r:id="rId46">
-        <w:r>
-          <w:rPr>
-            <w:lang w:val="zh_TW" w:bidi="zh_TW"/>
-          </w:rPr>
-          <w:rPr>
-            <w:color w:val="0000EE"/>
-            <w:u w:val="single"/>
-          </w:rPr>
-          <w:t>5:13–15</w:t>
-        </w:r>
-      </w:hyperlink>
+      <w:r>
+        <w:rPr>
+          <w:lang w:val="zh_TW" w:bidi="zh_TW"/>
+        </w:rPr>
+        <w:t>5:13–15</w:t>
+      </w:r>
       <w:r>
         <w:rPr>
           <w:lang w:val="zh_TW" w:bidi="zh_TW"/>
         </w:rPr>
         <w:t>），勝過罪惡的唯一方法，是靠著聖靈的大能而活（</w:t>
       </w:r>
-      <w:hyperlink r:id="rId47">
-        <w:r>
-          <w:rPr>
-            <w:lang w:val="zh_TW" w:bidi="zh_TW"/>
-          </w:rPr>
-          <w:rPr>
-            <w:color w:val="0000EE"/>
-            <w:u w:val="single"/>
-          </w:rPr>
-          <w:t>5:16–18</w:t>
-        </w:r>
-      </w:hyperlink>
+      <w:r>
+        <w:rPr>
+          <w:lang w:val="zh_TW" w:bidi="zh_TW"/>
+        </w:rPr>
+        <w:t>5:16–18</w:t>
+      </w:r>
       <w:r>
         <w:rPr>
           <w:lang w:val="zh_TW" w:bidi="zh_TW"/>
         </w:rPr>
         <w:t>）。靠著人的力量而活，無法勝過罪惡，因為罪性只能產生罪行（</w:t>
       </w:r>
-      <w:hyperlink r:id="rId48">
-        <w:r>
-          <w:rPr>
-            <w:lang w:val="zh_TW" w:bidi="zh_TW"/>
-          </w:rPr>
-          <w:rPr>
-            <w:color w:val="0000EE"/>
-            <w:u w:val="single"/>
-          </w:rPr>
-          <w:t>5:19–21</w:t>
-        </w:r>
-      </w:hyperlink>
+      <w:r>
+        <w:rPr>
+          <w:lang w:val="zh_TW" w:bidi="zh_TW"/>
+        </w:rPr>
+        <w:t>5:19–21</w:t>
+      </w:r>
       <w:r>
         <w:rPr>
           <w:lang w:val="zh_TW" w:bidi="zh_TW"/>
         </w:rPr>
         <w:t>）。相比之下，靠著聖靈的大能而活，會結出好的果子（</w:t>
       </w:r>
-      <w:hyperlink r:id="rId49">
-        <w:r>
-          <w:rPr>
-            <w:lang w:val="zh_TW" w:bidi="zh_TW"/>
-          </w:rPr>
-          <w:rPr>
-            <w:color w:val="0000EE"/>
-            <w:u w:val="single"/>
-          </w:rPr>
-          <w:t>5:22–23</w:t>
-        </w:r>
-      </w:hyperlink>
+      <w:r>
+        <w:rPr>
+          <w:lang w:val="zh_TW" w:bidi="zh_TW"/>
+        </w:rPr>
+        <w:t>5:22–23</w:t>
+      </w:r>
       <w:r>
         <w:rPr>
           <w:lang w:val="zh_TW" w:bidi="zh_TW"/>
         </w:rPr>
         <w:t>）。保羅提供幾個例子，說明聖靈如何帶領神兒女的生命（</w:t>
       </w:r>
-      <w:hyperlink r:id="rId50">
-        <w:r>
-          <w:rPr>
-            <w:lang w:val="zh_TW" w:bidi="zh_TW"/>
-          </w:rPr>
-          <w:rPr>
-            <w:color w:val="0000EE"/>
-            <w:u w:val="single"/>
-          </w:rPr>
-          <w:t>5:24–6:10</w:t>
-        </w:r>
-      </w:hyperlink>
+      <w:r>
+        <w:rPr>
+          <w:lang w:val="zh_TW" w:bidi="zh_TW"/>
+        </w:rPr>
+        <w:t>5:24–6:10</w:t>
+      </w:r>
       <w:r>
         <w:rPr>
           <w:lang w:val="zh_TW" w:bidi="zh_TW"/>
@@ -1091,18 +863,12 @@
         </w:rPr>
         <w:t>保羅以親筆附言結束書信（</w:t>
       </w:r>
-      <w:hyperlink r:id="rId51">
-        <w:r>
-          <w:rPr>
-            <w:lang w:val="zh_TW" w:bidi="zh_TW"/>
-          </w:rPr>
-          <w:rPr>
-            <w:color w:val="0000EE"/>
-            <w:u w:val="single"/>
-          </w:rPr>
-          <w:t>6:11–18</w:t>
-        </w:r>
-      </w:hyperlink>
+      <w:r>
+        <w:rPr>
+          <w:lang w:val="zh_TW" w:bidi="zh_TW"/>
+        </w:rPr>
+        <w:t>6:11–18</w:t>
+      </w:r>
       <w:r>
         <w:rPr>
           <w:lang w:val="zh_TW" w:bidi="zh_TW"/>
@@ -1173,66 +939,42 @@
         </w:rPr>
         <w:t>保羅似乎沒有在北部的加拉太族群花費太多時間（可能相關的經文見</w:t>
       </w:r>
-      <w:hyperlink r:id="rId52">
-        <w:r>
-          <w:rPr>
-            <w:lang w:val="zh_TW" w:bidi="zh_TW"/>
-          </w:rPr>
-          <w:rPr>
-            <w:color w:val="0000EE"/>
-            <w:u w:val="single"/>
-          </w:rPr>
-          <w:t>徒16:6，</w:t>
-        </w:r>
-      </w:hyperlink>
-      <w:hyperlink r:id="rId53">
-        <w:r>
-          <w:rPr>
-            <w:lang w:val="zh_TW" w:bidi="zh_TW"/>
-          </w:rPr>
-          <w:rPr>
-            <w:color w:val="0000EE"/>
-            <w:u w:val="single"/>
-          </w:rPr>
-          <w:t>18:23</w:t>
-        </w:r>
-      </w:hyperlink>
+      <w:r>
+        <w:rPr>
+          <w:lang w:val="zh_TW" w:bidi="zh_TW"/>
+        </w:rPr>
+        <w:t>徒16:6，</w:t>
+      </w:r>
+      <w:r>
+        <w:rPr>
+          <w:lang w:val="zh_TW" w:bidi="zh_TW"/>
+        </w:rPr>
+        <w:t>18:23</w:t>
+      </w:r>
       <w:r>
         <w:rPr>
           <w:lang w:val="zh_TW" w:bidi="zh_TW"/>
         </w:rPr>
         <w:t>），而我們確實有記錄表明，保羅在羅馬加拉太省南部進行廣泛、多次的宣教活動（</w:t>
       </w:r>
-      <w:hyperlink r:id="rId54">
-        <w:r>
-          <w:rPr>
-            <w:lang w:val="zh_TW" w:bidi="zh_TW"/>
-          </w:rPr>
-          <w:rPr>
-            <w:color w:val="0000EE"/>
-            <w:u w:val="single"/>
-          </w:rPr>
-          <w:t>徒13:13–14:25</w:t>
-        </w:r>
-      </w:hyperlink>
+      <w:r>
+        <w:rPr>
+          <w:lang w:val="zh_TW" w:bidi="zh_TW"/>
+        </w:rPr>
+        <w:t>徒13:13–14:25</w:t>
+      </w:r>
       <w:r>
         <w:rPr>
           <w:lang w:val="zh_TW" w:bidi="zh_TW"/>
         </w:rPr>
         <w:t>，</w:t>
       </w:r>
-      <w:hyperlink r:id="rId55">
-        <w:r>
-          <w:rPr>
-            <w:lang w:val="zh_TW" w:bidi="zh_TW"/>
-          </w:rPr>
-          <w:rPr>
-            <w:color w:val="0000EE"/>
-            <w:u w:val="single"/>
-          </w:rPr>
-          <w:t>16:1–5</w:t>
-        </w:r>
-      </w:hyperlink>
+      <w:r>
+        <w:rPr>
+          <w:lang w:val="zh_TW" w:bidi="zh_TW"/>
+        </w:rPr>
+        <w:t>16:1–5</w:t>
+      </w:r>
       <w:r>
         <w:rPr>
           <w:lang w:val="zh_TW" w:bidi="zh_TW"/>
@@ -1264,18 +1006,12 @@
         </w:rPr>
         <w:t>保羅寫加拉太書的時間，是在耶路撒冷會議（</w:t>
       </w:r>
-      <w:hyperlink r:id="rId56">
-        <w:r>
-          <w:rPr>
-            <w:lang w:val="zh_TW" w:bidi="zh_TW"/>
-          </w:rPr>
-          <w:rPr>
-            <w:color w:val="0000EE"/>
-            <w:u w:val="single"/>
-          </w:rPr>
-          <w:t>徒15:1–29</w:t>
-        </w:r>
-      </w:hyperlink>
+      <w:r>
+        <w:rPr>
+          <w:lang w:val="zh_TW" w:bidi="zh_TW"/>
+        </w:rPr>
+        <w:t>徒15:1–29</w:t>
+      </w:r>
       <w:r>
         <w:rPr>
           <w:lang w:val="zh_TW" w:bidi="zh_TW"/>
@@ -1296,180 +1032,120 @@
         </w:rPr>
         <w:t>傳統上，學者認為</w:t>
       </w:r>
-      <w:hyperlink r:id="rId28">
-        <w:r>
-          <w:rPr>
-            <w:lang w:val="zh_TW" w:bidi="zh_TW"/>
-          </w:rPr>
-          <w:rPr>
-            <w:color w:val="0000EE"/>
-            <w:u w:val="single"/>
-          </w:rPr>
-          <w:t>二章1至10節</w:t>
-        </w:r>
-      </w:hyperlink>
+      <w:r>
+        <w:rPr>
+          <w:lang w:val="zh_TW" w:bidi="zh_TW"/>
+        </w:rPr>
+        <w:t>二章1至10節</w:t>
+      </w:r>
       <w:r>
         <w:rPr>
           <w:lang w:val="zh_TW" w:bidi="zh_TW"/>
         </w:rPr>
         <w:t>是保羅對耶路撒冷會議的描述。然而，仔細閱讀經文，可見</w:t>
       </w:r>
-      <w:hyperlink r:id="rId57">
-        <w:r>
-          <w:rPr>
-            <w:lang w:val="zh_TW" w:bidi="zh_TW"/>
-          </w:rPr>
-          <w:rPr>
-            <w:color w:val="0000EE"/>
-            <w:u w:val="single"/>
-          </w:rPr>
-          <w:t>第二章</w:t>
-        </w:r>
-      </w:hyperlink>
+      <w:r>
+        <w:rPr>
+          <w:lang w:val="zh_TW" w:bidi="zh_TW"/>
+        </w:rPr>
+        <w:t>第二章</w:t>
+      </w:r>
       <w:r>
         <w:rPr>
           <w:lang w:val="zh_TW" w:bidi="zh_TW"/>
         </w:rPr>
         <w:t>和</w:t>
       </w:r>
-      <w:hyperlink r:id="rId16">
-        <w:r>
-          <w:rPr>
-            <w:lang w:val="zh_TW" w:bidi="zh_TW"/>
-          </w:rPr>
-          <w:rPr>
-            <w:color w:val="0000EE"/>
-            <w:u w:val="single"/>
-          </w:rPr>
-          <w:t>使徒行傳十五章1至41節</w:t>
-        </w:r>
-      </w:hyperlink>
+      <w:r>
+        <w:rPr>
+          <w:lang w:val="zh_TW" w:bidi="zh_TW"/>
+        </w:rPr>
+        <w:t>使徒行傳十五章1至41節</w:t>
+      </w:r>
       <w:r>
         <w:rPr>
           <w:lang w:val="zh_TW" w:bidi="zh_TW"/>
         </w:rPr>
         <w:t>之間，存在嚴重差異。保羅曾記載他兩次到訪耶路撒冷（</w:t>
       </w:r>
-      <w:hyperlink r:id="rId58">
-        <w:r>
-          <w:rPr>
-            <w:lang w:val="zh_TW" w:bidi="zh_TW"/>
-          </w:rPr>
-          <w:rPr>
-            <w:color w:val="0000EE"/>
-            <w:u w:val="single"/>
-          </w:rPr>
-          <w:t>2:1</w:t>
-        </w:r>
-      </w:hyperlink>
+      <w:r>
+        <w:rPr>
+          <w:lang w:val="zh_TW" w:bidi="zh_TW"/>
+        </w:rPr>
+        <w:t>2:1</w:t>
+      </w:r>
       <w:r>
         <w:rPr>
           <w:lang w:val="zh_TW" w:bidi="zh_TW"/>
         </w:rPr>
         <w:t>），而</w:t>
       </w:r>
-      <w:hyperlink r:id="rId16">
-        <w:r>
-          <w:rPr>
-            <w:lang w:val="zh_TW" w:bidi="zh_TW"/>
-          </w:rPr>
-          <w:rPr>
-            <w:color w:val="0000EE"/>
-            <w:u w:val="single"/>
-          </w:rPr>
-          <w:t>使徒行傳十五章1至41節</w:t>
-        </w:r>
-      </w:hyperlink>
+      <w:r>
+        <w:rPr>
+          <w:lang w:val="zh_TW" w:bidi="zh_TW"/>
+        </w:rPr>
+        <w:t>使徒行傳十五章1至41節</w:t>
+      </w:r>
       <w:r>
         <w:rPr>
           <w:lang w:val="zh_TW" w:bidi="zh_TW"/>
         </w:rPr>
         <w:t>的會議確實是他第三次到訪，我們很難將兩者調和。若我們忽略保羅第二次到訪（</w:t>
       </w:r>
-      <w:hyperlink r:id="rId59">
-        <w:r>
-          <w:rPr>
-            <w:lang w:val="zh_TW" w:bidi="zh_TW"/>
-          </w:rPr>
-          <w:rPr>
-            <w:color w:val="0000EE"/>
-            <w:u w:val="single"/>
-          </w:rPr>
-          <w:t>徒11:30</w:t>
-        </w:r>
-      </w:hyperlink>
+      <w:r>
+        <w:rPr>
+          <w:lang w:val="zh_TW" w:bidi="zh_TW"/>
+        </w:rPr>
+        <w:t>徒11:30</w:t>
+      </w:r>
       <w:r>
         <w:rPr>
           <w:lang w:val="zh_TW" w:bidi="zh_TW"/>
         </w:rPr>
         <w:t>，</w:t>
       </w:r>
-      <w:hyperlink r:id="rId60">
-        <w:r>
-          <w:rPr>
-            <w:lang w:val="zh_TW" w:bidi="zh_TW"/>
-          </w:rPr>
-          <w:rPr>
-            <w:color w:val="0000EE"/>
-            <w:u w:val="single"/>
-          </w:rPr>
-          <w:t>12:25</w:t>
-        </w:r>
-      </w:hyperlink>
+      <w:r>
+        <w:rPr>
+          <w:lang w:val="zh_TW" w:bidi="zh_TW"/>
+        </w:rPr>
+        <w:t>12:25</w:t>
+      </w:r>
       <w:r>
         <w:rPr>
           <w:lang w:val="zh_TW" w:bidi="zh_TW"/>
         </w:rPr>
         <w:t>），將嚴重削弱他的論點，即他與耶路撒冷的使徒接觸甚少。此外，如果這封信是在會議之後寫成，很難想像保羅為何沒有提及這個會議的決定，因為這決定直接針對加拉太書提到的問題。事實上，在會議之後，保羅欣然將會議的決定傳達他到訪的教會（</w:t>
       </w:r>
-      <w:hyperlink r:id="rId61">
-        <w:r>
-          <w:rPr>
-            <w:lang w:val="zh_TW" w:bidi="zh_TW"/>
-          </w:rPr>
-          <w:rPr>
-            <w:color w:val="0000EE"/>
-            <w:u w:val="single"/>
-          </w:rPr>
-          <w:t>徒16:4</w:t>
-        </w:r>
-      </w:hyperlink>
+      <w:r>
+        <w:rPr>
+          <w:lang w:val="zh_TW" w:bidi="zh_TW"/>
+        </w:rPr>
+        <w:t>徒16:4</w:t>
+      </w:r>
       <w:r>
         <w:rPr>
           <w:lang w:val="zh_TW" w:bidi="zh_TW"/>
         </w:rPr>
         <w:t>）。因此，我們很難相信</w:t>
       </w:r>
-      <w:hyperlink r:id="rId28">
-        <w:r>
-          <w:rPr>
-            <w:lang w:val="zh_TW" w:bidi="zh_TW"/>
-          </w:rPr>
-          <w:rPr>
-            <w:color w:val="0000EE"/>
-            <w:u w:val="single"/>
-          </w:rPr>
-          <w:t>加拉太書二章1至10節</w:t>
-        </w:r>
-      </w:hyperlink>
+      <w:r>
+        <w:rPr>
+          <w:lang w:val="zh_TW" w:bidi="zh_TW"/>
+        </w:rPr>
+        <w:t>加拉太書二章1至10節</w:t>
+      </w:r>
       <w:r>
         <w:rPr>
           <w:lang w:val="zh_TW" w:bidi="zh_TW"/>
         </w:rPr>
         <w:t>描述的就是</w:t>
       </w:r>
-      <w:hyperlink r:id="rId16">
-        <w:r>
-          <w:rPr>
-            <w:lang w:val="zh_TW" w:bidi="zh_TW"/>
-          </w:rPr>
-          <w:rPr>
-            <w:color w:val="0000EE"/>
-            <w:u w:val="single"/>
-          </w:rPr>
-          <w:t>使徒行傳十五章1至41節</w:t>
-        </w:r>
-      </w:hyperlink>
+      <w:r>
+        <w:rPr>
+          <w:lang w:val="zh_TW" w:bidi="zh_TW"/>
+        </w:rPr>
+        <w:t>使徒行傳十五章1至41節</w:t>
+      </w:r>
       <w:r>
         <w:rPr>
           <w:lang w:val="zh_TW" w:bidi="zh_TW"/>
@@ -1490,72 +1166,48 @@
         </w:rPr>
         <w:t>相比之下，將</w:t>
       </w:r>
-      <w:hyperlink r:id="rId28">
-        <w:r>
-          <w:rPr>
-            <w:lang w:val="zh_TW" w:bidi="zh_TW"/>
-          </w:rPr>
-          <w:rPr>
-            <w:color w:val="0000EE"/>
-            <w:u w:val="single"/>
-          </w:rPr>
-          <w:t>加拉太書二章1至10節</w:t>
-        </w:r>
-      </w:hyperlink>
+      <w:r>
+        <w:rPr>
+          <w:lang w:val="zh_TW" w:bidi="zh_TW"/>
+        </w:rPr>
+        <w:t>加拉太書二章1至10節</w:t>
+      </w:r>
       <w:r>
         <w:rPr>
           <w:lang w:val="zh_TW" w:bidi="zh_TW"/>
         </w:rPr>
         <w:t>的描述與</w:t>
       </w:r>
-      <w:hyperlink r:id="rId59">
-        <w:r>
-          <w:rPr>
-            <w:lang w:val="zh_TW" w:bidi="zh_TW"/>
-          </w:rPr>
-          <w:rPr>
-            <w:color w:val="0000EE"/>
-            <w:u w:val="single"/>
-          </w:rPr>
-          <w:t>使徒行傳十一章30節</w:t>
-        </w:r>
-      </w:hyperlink>
+      <w:r>
+        <w:rPr>
+          <w:lang w:val="zh_TW" w:bidi="zh_TW"/>
+        </w:rPr>
+        <w:t>使徒行傳十一章30節</w:t>
+      </w:r>
       <w:r>
         <w:rPr>
           <w:lang w:val="zh_TW" w:bidi="zh_TW"/>
         </w:rPr>
         <w:t>及</w:t>
       </w:r>
-      <w:hyperlink r:id="rId60">
-        <w:r>
-          <w:rPr>
-            <w:lang w:val="zh_TW" w:bidi="zh_TW"/>
-          </w:rPr>
-          <w:rPr>
-            <w:color w:val="0000EE"/>
-            <w:u w:val="single"/>
-          </w:rPr>
-          <w:t>十二章25節</w:t>
-        </w:r>
-      </w:hyperlink>
+      <w:r>
+        <w:rPr>
+          <w:lang w:val="zh_TW" w:bidi="zh_TW"/>
+        </w:rPr>
+        <w:t>十二章25節</w:t>
+      </w:r>
       <w:r>
         <w:rPr>
           <w:lang w:val="zh_TW" w:bidi="zh_TW"/>
         </w:rPr>
         <w:t>的描述聯繫起來，會更為容易。這表明保羅在會議之前不久寫了加拉太書，可能是在公元48年或49年，當時教會內有關割禮的爭議正在升級（見</w:t>
       </w:r>
-      <w:hyperlink r:id="rId62">
-        <w:r>
-          <w:rPr>
-            <w:lang w:val="zh_TW" w:bidi="zh_TW"/>
-          </w:rPr>
-          <w:rPr>
-            <w:color w:val="0000EE"/>
-            <w:u w:val="single"/>
-          </w:rPr>
-          <w:t>徒15:1–2</w:t>
-        </w:r>
-      </w:hyperlink>
+      <w:r>
+        <w:rPr>
+          <w:lang w:val="zh_TW" w:bidi="zh_TW"/>
+        </w:rPr>
+        <w:t>徒15:1–2</w:t>
+      </w:r>
       <w:r>
         <w:rPr>
           <w:lang w:val="zh_TW" w:bidi="zh_TW"/>
